--- a/Renuncia/Informe de fin de gestión_Carlos_Anchundia_2026.docx
+++ b/Renuncia/Informe de fin de gestión_Carlos_Anchundia_2026.docx
@@ -544,7 +544,25 @@
           <w:sz w:val="20"/>
           <w:szCs w:val="20"/>
         </w:rPr>
-        <w:t xml:space="preserve"> mi asignados:</w:t>
+        <w:t xml:space="preserve"> </w:t>
+      </w:r>
+      <w:proofErr w:type="gramStart"/>
+      <w:r>
+        <w:rPr>
+          <w:rFonts w:ascii="Aptos" w:hAnsi="Aptos" w:cs="Arial"/>
+          <w:sz w:val="20"/>
+          <w:szCs w:val="20"/>
+        </w:rPr>
+        <w:t>mi asignados</w:t>
+      </w:r>
+      <w:proofErr w:type="gramEnd"/>
+      <w:r>
+        <w:rPr>
+          <w:rFonts w:ascii="Aptos" w:hAnsi="Aptos" w:cs="Arial"/>
+          <w:sz w:val="20"/>
+          <w:szCs w:val="20"/>
+        </w:rPr>
+        <w:t>:</w:t>
       </w:r>
     </w:p>
     <w:p>
@@ -559,7 +577,8 @@
     </w:p>
     <w:tbl>
       <w:tblPr>
-        <w:tblW w:w="8075" w:type="dxa"/>
+        <w:tblW w:w="8648" w:type="dxa"/>
+        <w:tblInd w:w="-289" w:type="dxa"/>
         <w:tblBorders>
           <w:top w:val="single" w:sz="4" w:space="0" w:color="auto"/>
           <w:left w:val="single" w:sz="4" w:space="0" w:color="auto"/>
@@ -572,16 +591,16 @@
         <w:tblLook w:val="04A0" w:firstRow="1" w:lastRow="0" w:firstColumn="1" w:lastColumn="0" w:noHBand="0" w:noVBand="1"/>
       </w:tblPr>
       <w:tblGrid>
-        <w:gridCol w:w="1271"/>
-        <w:gridCol w:w="1276"/>
-        <w:gridCol w:w="2126"/>
-        <w:gridCol w:w="2082"/>
-        <w:gridCol w:w="1320"/>
+        <w:gridCol w:w="1702"/>
+        <w:gridCol w:w="1701"/>
+        <w:gridCol w:w="1984"/>
+        <w:gridCol w:w="1657"/>
+        <w:gridCol w:w="1604"/>
       </w:tblGrid>
       <w:tr>
         <w:tc>
           <w:tcPr>
-            <w:tcW w:w="1271" w:type="dxa"/>
+            <w:tcW w:w="1702" w:type="dxa"/>
             <w:vAlign w:val="center"/>
           </w:tcPr>
           <w:p>
@@ -607,7 +626,7 @@
         </w:tc>
         <w:tc>
           <w:tcPr>
-            <w:tcW w:w="1276" w:type="dxa"/>
+            <w:tcW w:w="1701" w:type="dxa"/>
             <w:vAlign w:val="center"/>
           </w:tcPr>
           <w:p>
@@ -633,7 +652,7 @@
         </w:tc>
         <w:tc>
           <w:tcPr>
-            <w:tcW w:w="2126" w:type="dxa"/>
+            <w:tcW w:w="1984" w:type="dxa"/>
             <w:vAlign w:val="center"/>
           </w:tcPr>
           <w:p>
@@ -699,7 +718,7 @@
         </w:tc>
         <w:tc>
           <w:tcPr>
-            <w:tcW w:w="2082" w:type="dxa"/>
+            <w:tcW w:w="1657" w:type="dxa"/>
             <w:vAlign w:val="center"/>
           </w:tcPr>
           <w:p>
@@ -721,6 +740,7 @@
               </w:rPr>
               <w:t xml:space="preserve">Verificación de entrega </w:t>
             </w:r>
+            <w:proofErr w:type="gramStart"/>
             <w:r>
               <w:rPr>
                 <w:rFonts w:ascii="Aptos" w:hAnsi="Aptos" w:cs="Arial"/>
@@ -728,13 +748,23 @@
                 <w:sz w:val="18"/>
                 <w:szCs w:val="18"/>
               </w:rPr>
-              <w:t>Jefe Inmediato, Experto TI y Supervisor</w:t>
+              <w:t>Jefe</w:t>
+            </w:r>
+            <w:proofErr w:type="gramEnd"/>
+            <w:r>
+              <w:rPr>
+                <w:rFonts w:ascii="Aptos" w:hAnsi="Aptos" w:cs="Arial"/>
+                <w:b/>
+                <w:sz w:val="18"/>
+                <w:szCs w:val="18"/>
+              </w:rPr>
+              <w:t xml:space="preserve"> Inmediato, Experto TI y Supervisor</w:t>
             </w:r>
           </w:p>
         </w:tc>
         <w:tc>
           <w:tcPr>
-            <w:tcW w:w="1320" w:type="dxa"/>
+            <w:tcW w:w="1604" w:type="dxa"/>
             <w:vAlign w:val="center"/>
           </w:tcPr>
           <w:p>
@@ -765,7 +795,7 @@
         </w:trPr>
         <w:tc>
           <w:tcPr>
-            <w:tcW w:w="1271" w:type="dxa"/>
+            <w:tcW w:w="1702" w:type="dxa"/>
           </w:tcPr>
           <w:p>
             <w:pPr>
@@ -782,7 +812,43 @@
                 <w:sz w:val="18"/>
                 <w:szCs w:val="18"/>
               </w:rPr>
-              <w:t>Creación de arquetipo y funcionalidades básicas del proyecto base frontend vue para el ambiente de internet.</w:t>
+              <w:t xml:space="preserve">Creación de arquetipo y funcionalidades básicas del proyecto base </w:t>
+            </w:r>
+            <w:proofErr w:type="spellStart"/>
+            <w:r>
+              <w:rPr>
+                <w:rFonts w:ascii="Aptos" w:hAnsi="Aptos" w:cs="Arial"/>
+                <w:sz w:val="18"/>
+                <w:szCs w:val="18"/>
+              </w:rPr>
+              <w:t>frontend</w:t>
+            </w:r>
+            <w:proofErr w:type="spellEnd"/>
+            <w:r>
+              <w:rPr>
+                <w:rFonts w:ascii="Aptos" w:hAnsi="Aptos" w:cs="Arial"/>
+                <w:sz w:val="18"/>
+                <w:szCs w:val="18"/>
+              </w:rPr>
+              <w:t xml:space="preserve"> </w:t>
+            </w:r>
+            <w:proofErr w:type="spellStart"/>
+            <w:r>
+              <w:rPr>
+                <w:rFonts w:ascii="Aptos" w:hAnsi="Aptos" w:cs="Arial"/>
+                <w:sz w:val="18"/>
+                <w:szCs w:val="18"/>
+              </w:rPr>
+              <w:t>vue</w:t>
+            </w:r>
+            <w:proofErr w:type="spellEnd"/>
+            <w:r>
+              <w:rPr>
+                <w:rFonts w:ascii="Aptos" w:hAnsi="Aptos" w:cs="Arial"/>
+                <w:sz w:val="18"/>
+                <w:szCs w:val="18"/>
+              </w:rPr>
+              <w:t xml:space="preserve"> para el ambiente de internet.</w:t>
             </w:r>
           </w:p>
           <w:p>
@@ -798,7 +864,7 @@
         </w:tc>
         <w:tc>
           <w:tcPr>
-            <w:tcW w:w="1276" w:type="dxa"/>
+            <w:tcW w:w="1701" w:type="dxa"/>
           </w:tcPr>
           <w:p>
             <w:pPr>
@@ -859,37 +925,57 @@
               </w:rPr>
               <w:t xml:space="preserve">: </w:t>
             </w:r>
-            <w:r>
-              <w:rPr>
-                <w:rFonts w:ascii="Aptos" w:hAnsi="Aptos" w:cs="Arial"/>
-                <w:sz w:val="18"/>
-                <w:szCs w:val="18"/>
-              </w:rPr>
-              <w:t>sri-base-internet</w:t>
-            </w:r>
-          </w:p>
-          <w:p>
-            <w:pPr>
-              <w:jc w:val="both"/>
-              <w:rPr>
-                <w:rFonts w:ascii="Aptos" w:hAnsi="Aptos" w:cs="Arial"/>
-                <w:sz w:val="18"/>
-                <w:szCs w:val="18"/>
-              </w:rPr>
-            </w:pPr>
-            <w:r>
-              <w:rPr>
-                <w:rFonts w:ascii="Aptos" w:hAnsi="Aptos" w:cs="Arial"/>
-                <w:sz w:val="18"/>
-                <w:szCs w:val="18"/>
-              </w:rPr>
-              <w:t>Rama: dev_anexos_ca</w:t>
-            </w:r>
+            <w:proofErr w:type="spellStart"/>
+            <w:r>
+              <w:rPr>
+                <w:rFonts w:ascii="Aptos" w:hAnsi="Aptos" w:cs="Arial"/>
+                <w:sz w:val="18"/>
+                <w:szCs w:val="18"/>
+              </w:rPr>
+              <w:t>sri</w:t>
+            </w:r>
+            <w:proofErr w:type="spellEnd"/>
+            <w:r>
+              <w:rPr>
+                <w:rFonts w:ascii="Aptos" w:hAnsi="Aptos" w:cs="Arial"/>
+                <w:sz w:val="18"/>
+                <w:szCs w:val="18"/>
+              </w:rPr>
+              <w:t>-base-internet</w:t>
+            </w:r>
+          </w:p>
+          <w:p>
+            <w:pPr>
+              <w:jc w:val="both"/>
+              <w:rPr>
+                <w:rFonts w:ascii="Aptos" w:hAnsi="Aptos" w:cs="Arial"/>
+                <w:sz w:val="18"/>
+                <w:szCs w:val="18"/>
+              </w:rPr>
+            </w:pPr>
+            <w:r>
+              <w:rPr>
+                <w:rFonts w:ascii="Aptos" w:hAnsi="Aptos" w:cs="Arial"/>
+                <w:sz w:val="18"/>
+                <w:szCs w:val="18"/>
+              </w:rPr>
+              <w:t xml:space="preserve">Rama: </w:t>
+            </w:r>
+            <w:proofErr w:type="spellStart"/>
+            <w:r>
+              <w:rPr>
+                <w:rFonts w:ascii="Aptos" w:hAnsi="Aptos" w:cs="Arial"/>
+                <w:sz w:val="18"/>
+                <w:szCs w:val="18"/>
+              </w:rPr>
+              <w:t>dev_anexos_ca</w:t>
+            </w:r>
+            <w:proofErr w:type="spellEnd"/>
           </w:p>
         </w:tc>
         <w:tc>
           <w:tcPr>
-            <w:tcW w:w="2126" w:type="dxa"/>
+            <w:tcW w:w="1984" w:type="dxa"/>
           </w:tcPr>
           <w:p>
             <w:pPr>
@@ -925,7 +1011,7 @@
         </w:tc>
         <w:tc>
           <w:tcPr>
-            <w:tcW w:w="2082" w:type="dxa"/>
+            <w:tcW w:w="1657" w:type="dxa"/>
           </w:tcPr>
           <w:p>
             <w:pPr>
@@ -976,7 +1062,7 @@
         </w:tc>
         <w:tc>
           <w:tcPr>
-            <w:tcW w:w="1320" w:type="dxa"/>
+            <w:tcW w:w="1604" w:type="dxa"/>
           </w:tcPr>
           <w:p>
             <w:pPr>
@@ -1024,7 +1110,7 @@
         </w:trPr>
         <w:tc>
           <w:tcPr>
-            <w:tcW w:w="1271" w:type="dxa"/>
+            <w:tcW w:w="1702" w:type="dxa"/>
           </w:tcPr>
           <w:p>
             <w:pPr>
@@ -1043,14 +1129,41 @@
               </w:rPr>
               <w:t xml:space="preserve">Modificación de servicios para el proyecto base </w:t>
             </w:r>
-            <w:r>
-              <w:rPr>
-                <w:rFonts w:ascii="Aptos" w:hAnsi="Aptos" w:cs="Arial"/>
-                <w:sz w:val="18"/>
-                <w:szCs w:val="18"/>
-              </w:rPr>
-              <w:lastRenderedPageBreak/>
-              <w:t>backend quarkus para el ambiente de intranet.</w:t>
+            <w:proofErr w:type="spellStart"/>
+            <w:r>
+              <w:rPr>
+                <w:rFonts w:ascii="Aptos" w:hAnsi="Aptos" w:cs="Arial"/>
+                <w:sz w:val="18"/>
+                <w:szCs w:val="18"/>
+              </w:rPr>
+              <w:t>backend</w:t>
+            </w:r>
+            <w:proofErr w:type="spellEnd"/>
+            <w:r>
+              <w:rPr>
+                <w:rFonts w:ascii="Aptos" w:hAnsi="Aptos" w:cs="Arial"/>
+                <w:sz w:val="18"/>
+                <w:szCs w:val="18"/>
+              </w:rPr>
+              <w:t xml:space="preserve"> </w:t>
+            </w:r>
+            <w:proofErr w:type="spellStart"/>
+            <w:r>
+              <w:rPr>
+                <w:rFonts w:ascii="Aptos" w:hAnsi="Aptos" w:cs="Arial"/>
+                <w:sz w:val="18"/>
+                <w:szCs w:val="18"/>
+              </w:rPr>
+              <w:t>quarkus</w:t>
+            </w:r>
+            <w:proofErr w:type="spellEnd"/>
+            <w:r>
+              <w:rPr>
+                <w:rFonts w:ascii="Aptos" w:hAnsi="Aptos" w:cs="Arial"/>
+                <w:sz w:val="18"/>
+                <w:szCs w:val="18"/>
+              </w:rPr>
+              <w:t xml:space="preserve"> para el ambiente de intranet.</w:t>
             </w:r>
           </w:p>
           <w:p>
@@ -1066,7 +1179,7 @@
         </w:tc>
         <w:tc>
           <w:tcPr>
-            <w:tcW w:w="1276" w:type="dxa"/>
+            <w:tcW w:w="1701" w:type="dxa"/>
           </w:tcPr>
           <w:p>
             <w:pPr>
@@ -1112,14 +1225,34 @@
               </w:rPr>
               <w:t xml:space="preserve">Proyecto: </w:t>
             </w:r>
-            <w:r>
-              <w:rPr>
-                <w:rFonts w:ascii="Aptos" w:hAnsi="Aptos" w:cs="Arial"/>
-                <w:sz w:val="18"/>
-                <w:szCs w:val="18"/>
-              </w:rPr>
-              <w:t>sri-anexos-base-service</w:t>
-            </w:r>
+            <w:proofErr w:type="spellStart"/>
+            <w:r>
+              <w:rPr>
+                <w:rFonts w:ascii="Aptos" w:hAnsi="Aptos" w:cs="Arial"/>
+                <w:sz w:val="18"/>
+                <w:szCs w:val="18"/>
+              </w:rPr>
+              <w:t>sri</w:t>
+            </w:r>
+            <w:proofErr w:type="spellEnd"/>
+            <w:r>
+              <w:rPr>
+                <w:rFonts w:ascii="Aptos" w:hAnsi="Aptos" w:cs="Arial"/>
+                <w:sz w:val="18"/>
+                <w:szCs w:val="18"/>
+              </w:rPr>
+              <w:t>-anexos-base-</w:t>
+            </w:r>
+            <w:proofErr w:type="spellStart"/>
+            <w:r>
+              <w:rPr>
+                <w:rFonts w:ascii="Aptos" w:hAnsi="Aptos" w:cs="Arial"/>
+                <w:sz w:val="18"/>
+                <w:szCs w:val="18"/>
+              </w:rPr>
+              <w:t>service</w:t>
+            </w:r>
+            <w:proofErr w:type="spellEnd"/>
           </w:p>
           <w:p>
             <w:pPr>
@@ -1137,13 +1270,23 @@
                 <w:szCs w:val="18"/>
               </w:rPr>
               <w:lastRenderedPageBreak/>
-              <w:t>Rama: dev_anexos_ca</w:t>
-            </w:r>
+              <w:t xml:space="preserve">Rama: </w:t>
+            </w:r>
+            <w:proofErr w:type="spellStart"/>
+            <w:r>
+              <w:rPr>
+                <w:rFonts w:ascii="Aptos" w:hAnsi="Aptos" w:cs="Arial"/>
+                <w:sz w:val="18"/>
+                <w:szCs w:val="18"/>
+              </w:rPr>
+              <w:t>dev_anexos_ca</w:t>
+            </w:r>
+            <w:proofErr w:type="spellEnd"/>
           </w:p>
         </w:tc>
         <w:tc>
           <w:tcPr>
-            <w:tcW w:w="2126" w:type="dxa"/>
+            <w:tcW w:w="1984" w:type="dxa"/>
           </w:tcPr>
           <w:p>
             <w:pPr>
@@ -1189,7 +1332,7 @@
         </w:tc>
         <w:tc>
           <w:tcPr>
-            <w:tcW w:w="2082" w:type="dxa"/>
+            <w:tcW w:w="1657" w:type="dxa"/>
           </w:tcPr>
           <w:p>
             <w:pPr>
@@ -1242,7 +1385,7 @@
         </w:tc>
         <w:tc>
           <w:tcPr>
-            <w:tcW w:w="1320" w:type="dxa"/>
+            <w:tcW w:w="1604" w:type="dxa"/>
           </w:tcPr>
           <w:p>
             <w:pPr>
@@ -1290,7 +1433,7 @@
         </w:trPr>
         <w:tc>
           <w:tcPr>
-            <w:tcW w:w="1271" w:type="dxa"/>
+            <w:tcW w:w="1702" w:type="dxa"/>
           </w:tcPr>
           <w:p>
             <w:pPr>
@@ -1307,7 +1450,6 @@
                 <w:sz w:val="18"/>
                 <w:szCs w:val="18"/>
               </w:rPr>
-              <w:lastRenderedPageBreak/>
               <w:t>Creación del arquetipo y servicios para la gestión de estructura de plantillas para anexos en el ambiente de intranet.</w:t>
             </w:r>
           </w:p>
@@ -1324,7 +1466,7 @@
         </w:tc>
         <w:tc>
           <w:tcPr>
-            <w:tcW w:w="1276" w:type="dxa"/>
+            <w:tcW w:w="1701" w:type="dxa"/>
           </w:tcPr>
           <w:p>
             <w:pPr>
@@ -1393,37 +1535,67 @@
               </w:rPr>
               <w:t xml:space="preserve"> </w:t>
             </w:r>
-            <w:r>
-              <w:rPr>
-                <w:rFonts w:ascii="Aptos" w:hAnsi="Aptos" w:cs="Arial"/>
-                <w:sz w:val="18"/>
-                <w:szCs w:val="18"/>
-              </w:rPr>
-              <w:t>sri-anexos-estructura-service</w:t>
-            </w:r>
-          </w:p>
-          <w:p>
-            <w:pPr>
-              <w:jc w:val="both"/>
-              <w:rPr>
-                <w:rFonts w:ascii="Aptos" w:hAnsi="Aptos" w:cs="Arial"/>
-                <w:sz w:val="18"/>
-                <w:szCs w:val="18"/>
-              </w:rPr>
-            </w:pPr>
-            <w:r>
-              <w:rPr>
-                <w:rFonts w:ascii="Aptos" w:hAnsi="Aptos" w:cs="Arial"/>
-                <w:sz w:val="18"/>
-                <w:szCs w:val="18"/>
-              </w:rPr>
-              <w:t>Rama: dev_anexos_ca</w:t>
-            </w:r>
+            <w:proofErr w:type="spellStart"/>
+            <w:r>
+              <w:rPr>
+                <w:rFonts w:ascii="Aptos" w:hAnsi="Aptos" w:cs="Arial"/>
+                <w:sz w:val="18"/>
+                <w:szCs w:val="18"/>
+              </w:rPr>
+              <w:t>sri</w:t>
+            </w:r>
+            <w:proofErr w:type="spellEnd"/>
+            <w:r>
+              <w:rPr>
+                <w:rFonts w:ascii="Aptos" w:hAnsi="Aptos" w:cs="Arial"/>
+                <w:sz w:val="18"/>
+                <w:szCs w:val="18"/>
+              </w:rPr>
+              <w:t>-anexos-estructura-</w:t>
+            </w:r>
+            <w:proofErr w:type="spellStart"/>
+            <w:r>
+              <w:rPr>
+                <w:rFonts w:ascii="Aptos" w:hAnsi="Aptos" w:cs="Arial"/>
+                <w:sz w:val="18"/>
+                <w:szCs w:val="18"/>
+              </w:rPr>
+              <w:t>service</w:t>
+            </w:r>
+            <w:proofErr w:type="spellEnd"/>
+          </w:p>
+          <w:p>
+            <w:pPr>
+              <w:jc w:val="both"/>
+              <w:rPr>
+                <w:rFonts w:ascii="Aptos" w:hAnsi="Aptos" w:cs="Arial"/>
+                <w:sz w:val="18"/>
+                <w:szCs w:val="18"/>
+              </w:rPr>
+            </w:pPr>
+            <w:r>
+              <w:rPr>
+                <w:rFonts w:ascii="Aptos" w:hAnsi="Aptos" w:cs="Arial"/>
+                <w:sz w:val="18"/>
+                <w:szCs w:val="18"/>
+              </w:rPr>
+              <w:t xml:space="preserve">Rama: </w:t>
+            </w:r>
+            <w:proofErr w:type="spellStart"/>
+            <w:r>
+              <w:rPr>
+                <w:rFonts w:ascii="Aptos" w:hAnsi="Aptos" w:cs="Arial"/>
+                <w:sz w:val="18"/>
+                <w:szCs w:val="18"/>
+              </w:rPr>
+              <w:t>dev_anexos_ca</w:t>
+            </w:r>
+            <w:proofErr w:type="spellEnd"/>
           </w:p>
         </w:tc>
         <w:tc>
           <w:tcPr>
-            <w:tcW w:w="2126" w:type="dxa"/>
+            <w:tcW w:w="1984" w:type="dxa"/>
           </w:tcPr>
           <w:p>
             <w:pPr>
@@ -1459,7 +1631,7 @@
         </w:tc>
         <w:tc>
           <w:tcPr>
-            <w:tcW w:w="2082" w:type="dxa"/>
+            <w:tcW w:w="1657" w:type="dxa"/>
           </w:tcPr>
           <w:p>
             <w:pPr>
@@ -1510,7 +1682,7 @@
         </w:tc>
         <w:tc>
           <w:tcPr>
-            <w:tcW w:w="1320" w:type="dxa"/>
+            <w:tcW w:w="1604" w:type="dxa"/>
           </w:tcPr>
           <w:p>
             <w:pPr>
@@ -1573,7 +1745,7 @@
         </w:trPr>
         <w:tc>
           <w:tcPr>
-            <w:tcW w:w="1271" w:type="dxa"/>
+            <w:tcW w:w="1702" w:type="dxa"/>
           </w:tcPr>
           <w:p>
             <w:pPr>
@@ -1590,7 +1762,25 @@
                 <w:sz w:val="18"/>
                 <w:szCs w:val="18"/>
               </w:rPr>
-              <w:t>Implementar funcionalidades en base a observaciones de la revisión cruzada a los proyectos de anexos backend en cumplimiento de los estándares institucionales.</w:t>
+              <w:t xml:space="preserve">Implementar funcionalidades en base a observaciones de la revisión cruzada a los proyectos de anexos </w:t>
+            </w:r>
+            <w:proofErr w:type="spellStart"/>
+            <w:r>
+              <w:rPr>
+                <w:rFonts w:ascii="Aptos" w:hAnsi="Aptos" w:cs="Arial"/>
+                <w:sz w:val="18"/>
+                <w:szCs w:val="18"/>
+              </w:rPr>
+              <w:t>backend</w:t>
+            </w:r>
+            <w:proofErr w:type="spellEnd"/>
+            <w:r>
+              <w:rPr>
+                <w:rFonts w:ascii="Aptos" w:hAnsi="Aptos" w:cs="Arial"/>
+                <w:sz w:val="18"/>
+                <w:szCs w:val="18"/>
+              </w:rPr>
+              <w:t xml:space="preserve"> en cumplimiento de los estándares institucionales.</w:t>
             </w:r>
           </w:p>
           <w:p>
@@ -1606,7 +1796,7 @@
         </w:tc>
         <w:tc>
           <w:tcPr>
-            <w:tcW w:w="1276" w:type="dxa"/>
+            <w:tcW w:w="1701" w:type="dxa"/>
           </w:tcPr>
           <w:p>
             <w:pPr>
@@ -1690,13 +1880,41 @@
                 <w:szCs w:val="18"/>
               </w:rPr>
             </w:pPr>
-            <w:r>
-              <w:rPr>
-                <w:rFonts w:ascii="Aptos" w:hAnsi="Aptos" w:cs="Arial"/>
-                <w:sz w:val="18"/>
-                <w:szCs w:val="18"/>
-              </w:rPr>
-              <w:t>sri-autorizacion-api</w:t>
+            <w:proofErr w:type="spellStart"/>
+            <w:r>
+              <w:rPr>
+                <w:rFonts w:ascii="Aptos" w:hAnsi="Aptos" w:cs="Arial"/>
+                <w:sz w:val="18"/>
+                <w:szCs w:val="18"/>
+              </w:rPr>
+              <w:t>sri</w:t>
+            </w:r>
+            <w:proofErr w:type="spellEnd"/>
+            <w:r>
+              <w:rPr>
+                <w:rFonts w:ascii="Aptos" w:hAnsi="Aptos" w:cs="Arial"/>
+                <w:sz w:val="18"/>
+                <w:szCs w:val="18"/>
+              </w:rPr>
+              <w:t>-</w:t>
+            </w:r>
+            <w:proofErr w:type="spellStart"/>
+            <w:r>
+              <w:rPr>
+                <w:rFonts w:ascii="Aptos" w:hAnsi="Aptos" w:cs="Arial"/>
+                <w:sz w:val="18"/>
+                <w:szCs w:val="18"/>
+              </w:rPr>
+              <w:t>autorizacion</w:t>
+            </w:r>
+            <w:proofErr w:type="spellEnd"/>
+            <w:r>
+              <w:rPr>
+                <w:rFonts w:ascii="Aptos" w:hAnsi="Aptos" w:cs="Arial"/>
+                <w:sz w:val="18"/>
+                <w:szCs w:val="18"/>
+              </w:rPr>
+              <w:t>-api</w:t>
             </w:r>
           </w:p>
           <w:p>
@@ -1713,14 +1931,52 @@
                 <w:szCs w:val="18"/>
               </w:rPr>
             </w:pPr>
-            <w:r>
-              <w:rPr>
-                <w:rFonts w:ascii="Aptos" w:hAnsi="Aptos" w:cs="Arial"/>
-                <w:sz w:val="18"/>
-                <w:szCs w:val="18"/>
-              </w:rPr>
-              <w:t>sri-anexos-catalogos-service</w:t>
-            </w:r>
+            <w:proofErr w:type="spellStart"/>
+            <w:r>
+              <w:rPr>
+                <w:rFonts w:ascii="Aptos" w:hAnsi="Aptos" w:cs="Arial"/>
+                <w:sz w:val="18"/>
+                <w:szCs w:val="18"/>
+              </w:rPr>
+              <w:t>sri</w:t>
+            </w:r>
+            <w:proofErr w:type="spellEnd"/>
+            <w:r>
+              <w:rPr>
+                <w:rFonts w:ascii="Aptos" w:hAnsi="Aptos" w:cs="Arial"/>
+                <w:sz w:val="18"/>
+                <w:szCs w:val="18"/>
+              </w:rPr>
+              <w:t>-anexos-</w:t>
+            </w:r>
+            <w:proofErr w:type="spellStart"/>
+            <w:r>
+              <w:rPr>
+                <w:rFonts w:ascii="Aptos" w:hAnsi="Aptos" w:cs="Arial"/>
+                <w:sz w:val="18"/>
+                <w:szCs w:val="18"/>
+              </w:rPr>
+              <w:t>catalogos</w:t>
+            </w:r>
+            <w:proofErr w:type="spellEnd"/>
+            <w:r>
+              <w:rPr>
+                <w:rFonts w:ascii="Aptos" w:hAnsi="Aptos" w:cs="Arial"/>
+                <w:sz w:val="18"/>
+                <w:szCs w:val="18"/>
+              </w:rPr>
+              <w:t>-</w:t>
+            </w:r>
+            <w:proofErr w:type="spellStart"/>
+            <w:r>
+              <w:rPr>
+                <w:rFonts w:ascii="Aptos" w:hAnsi="Aptos" w:cs="Arial"/>
+                <w:sz w:val="18"/>
+                <w:szCs w:val="18"/>
+              </w:rPr>
+              <w:t>service</w:t>
+            </w:r>
+            <w:proofErr w:type="spellEnd"/>
           </w:p>
           <w:p>
             <w:pPr>
@@ -1736,14 +1992,34 @@
                 <w:szCs w:val="18"/>
               </w:rPr>
             </w:pPr>
-            <w:r>
-              <w:rPr>
-                <w:rFonts w:ascii="Aptos" w:hAnsi="Aptos" w:cs="Arial"/>
-                <w:sz w:val="18"/>
-                <w:szCs w:val="18"/>
-              </w:rPr>
-              <w:t>sri-anexos-estructura-service</w:t>
-            </w:r>
+            <w:proofErr w:type="spellStart"/>
+            <w:r>
+              <w:rPr>
+                <w:rFonts w:ascii="Aptos" w:hAnsi="Aptos" w:cs="Arial"/>
+                <w:sz w:val="18"/>
+                <w:szCs w:val="18"/>
+              </w:rPr>
+              <w:t>sri</w:t>
+            </w:r>
+            <w:proofErr w:type="spellEnd"/>
+            <w:r>
+              <w:rPr>
+                <w:rFonts w:ascii="Aptos" w:hAnsi="Aptos" w:cs="Arial"/>
+                <w:sz w:val="18"/>
+                <w:szCs w:val="18"/>
+              </w:rPr>
+              <w:t>-anexos-estructura-</w:t>
+            </w:r>
+            <w:proofErr w:type="spellStart"/>
+            <w:r>
+              <w:rPr>
+                <w:rFonts w:ascii="Aptos" w:hAnsi="Aptos" w:cs="Arial"/>
+                <w:sz w:val="18"/>
+                <w:szCs w:val="18"/>
+              </w:rPr>
+              <w:t>service</w:t>
+            </w:r>
+            <w:proofErr w:type="spellEnd"/>
           </w:p>
           <w:p>
             <w:pPr>
@@ -1759,32 +2035,80 @@
                 <w:szCs w:val="18"/>
               </w:rPr>
             </w:pPr>
-            <w:r>
-              <w:rPr>
-                <w:rFonts w:ascii="Aptos" w:hAnsi="Aptos" w:cs="Arial"/>
-                <w:sz w:val="18"/>
-                <w:szCs w:val="18"/>
-              </w:rPr>
-              <w:t>sri-anexos-habilitacion-service</w:t>
-            </w:r>
-          </w:p>
-          <w:p>
-            <w:pPr>
-              <w:jc w:val="both"/>
-              <w:rPr>
-                <w:rFonts w:ascii="Aptos" w:hAnsi="Aptos" w:cs="Arial"/>
-                <w:sz w:val="18"/>
-                <w:szCs w:val="18"/>
-              </w:rPr>
-            </w:pPr>
-            <w:r>
-              <w:rPr>
-                <w:rFonts w:ascii="Aptos" w:hAnsi="Aptos" w:cs="Arial"/>
-                <w:sz w:val="18"/>
-                <w:szCs w:val="18"/>
-              </w:rPr>
-              <w:t>Rama: dev_anexos_ca</w:t>
-            </w:r>
+            <w:proofErr w:type="spellStart"/>
+            <w:r>
+              <w:rPr>
+                <w:rFonts w:ascii="Aptos" w:hAnsi="Aptos" w:cs="Arial"/>
+                <w:sz w:val="18"/>
+                <w:szCs w:val="18"/>
+              </w:rPr>
+              <w:t>sri</w:t>
+            </w:r>
+            <w:proofErr w:type="spellEnd"/>
+            <w:r>
+              <w:rPr>
+                <w:rFonts w:ascii="Aptos" w:hAnsi="Aptos" w:cs="Arial"/>
+                <w:sz w:val="18"/>
+                <w:szCs w:val="18"/>
+              </w:rPr>
+              <w:t>-anexos-</w:t>
+            </w:r>
+            <w:proofErr w:type="spellStart"/>
+            <w:r>
+              <w:rPr>
+                <w:rFonts w:ascii="Aptos" w:hAnsi="Aptos" w:cs="Arial"/>
+                <w:sz w:val="18"/>
+                <w:szCs w:val="18"/>
+              </w:rPr>
+              <w:t>habilitacion</w:t>
+            </w:r>
+            <w:proofErr w:type="spellEnd"/>
+            <w:r>
+              <w:rPr>
+                <w:rFonts w:ascii="Aptos" w:hAnsi="Aptos" w:cs="Arial"/>
+                <w:sz w:val="18"/>
+                <w:szCs w:val="18"/>
+              </w:rPr>
+              <w:t>-</w:t>
+            </w:r>
+            <w:proofErr w:type="spellStart"/>
+            <w:r>
+              <w:rPr>
+                <w:rFonts w:ascii="Aptos" w:hAnsi="Aptos" w:cs="Arial"/>
+                <w:sz w:val="18"/>
+                <w:szCs w:val="18"/>
+              </w:rPr>
+              <w:t>service</w:t>
+            </w:r>
+            <w:proofErr w:type="spellEnd"/>
+          </w:p>
+          <w:p>
+            <w:pPr>
+              <w:jc w:val="both"/>
+              <w:rPr>
+                <w:rFonts w:ascii="Aptos" w:hAnsi="Aptos" w:cs="Arial"/>
+                <w:sz w:val="18"/>
+                <w:szCs w:val="18"/>
+              </w:rPr>
+            </w:pPr>
+            <w:r>
+              <w:rPr>
+                <w:rFonts w:ascii="Aptos" w:hAnsi="Aptos" w:cs="Arial"/>
+                <w:sz w:val="18"/>
+                <w:szCs w:val="18"/>
+              </w:rPr>
+              <w:t xml:space="preserve">Rama: </w:t>
+            </w:r>
+            <w:proofErr w:type="spellStart"/>
+            <w:r>
+              <w:rPr>
+                <w:rFonts w:ascii="Aptos" w:hAnsi="Aptos" w:cs="Arial"/>
+                <w:sz w:val="18"/>
+                <w:szCs w:val="18"/>
+              </w:rPr>
+              <w:t>dev_anexos_ca</w:t>
+            </w:r>
+            <w:proofErr w:type="spellEnd"/>
           </w:p>
           <w:p>
             <w:pPr>
@@ -1817,14 +2141,13 @@
                 <w:sz w:val="18"/>
                 <w:szCs w:val="18"/>
               </w:rPr>
-              <w:lastRenderedPageBreak/>
               <w:t>Número: NAC-DMN-AGEI26-00013</w:t>
             </w:r>
           </w:p>
         </w:tc>
         <w:tc>
           <w:tcPr>
-            <w:tcW w:w="2126" w:type="dxa"/>
+            <w:tcW w:w="1984" w:type="dxa"/>
           </w:tcPr>
           <w:p>
             <w:pPr>
@@ -1841,7 +2164,6 @@
                 <w:sz w:val="18"/>
                 <w:szCs w:val="18"/>
               </w:rPr>
-              <w:lastRenderedPageBreak/>
               <w:t>Acta:</w:t>
             </w:r>
           </w:p>
@@ -1855,6 +2177,7 @@
               </w:rPr>
             </w:pPr>
             <w:hyperlink r:id="rId10" w:anchor="filter=path%7C%2FDirecciones%2520Nacionales%2FDireccion%2520Nacional%2520de%2520Tecnolog%25EDa%2FDEPARTAMENTO%2520DE%2520DESARROLLO%2FCoordinaci%25F3n%2520de%2520Desarrollo%2520y%2520Mantenimiento%2FProyectos%2FDocumentaci%25F3n%2520Proyectos%2F2025%2F01%2520Programa%2520ORION%2FComprobantes%2520Electr%25F3nicos%2520y%2520Anexos%2520-%2520Componente%2520Anexos%2FSistema%2520Gesti%25F3n%2520de%2520Anexos%2FRelease%25201%2F02%2520Implementaci%25F3n%7C&amp;page=1" w:history="1">
+              <w:proofErr w:type="gramStart"/>
               <w:r>
                 <w:rPr>
                   <w:rStyle w:val="Hipervnculo"/>
@@ -1862,7 +2185,17 @@
                   <w:sz w:val="18"/>
                   <w:szCs w:val="18"/>
                 </w:rPr>
-                <w:t>Alfresco » Navegador de repositorio</w:t>
+                <w:t>Alfresco »</w:t>
+              </w:r>
+              <w:proofErr w:type="gramEnd"/>
+              <w:r>
+                <w:rPr>
+                  <w:rStyle w:val="Hipervnculo"/>
+                  <w:rFonts w:ascii="Aptos" w:hAnsi="Aptos" w:cs="Arial"/>
+                  <w:sz w:val="18"/>
+                  <w:szCs w:val="18"/>
+                </w:rPr>
+                <w:t xml:space="preserve"> Navegador de repositorio</w:t>
               </w:r>
             </w:hyperlink>
           </w:p>
@@ -1964,7 +2297,7 @@
                   <w:sz w:val="18"/>
                   <w:szCs w:val="18"/>
                 </w:rPr>
-                <w:t>https://gitlab.sri.ad/DesarrolloAplicaciones/anexos-e-</w:t>
+                <w:t>https://gitlab.sri.ad/DesarrolloAplicaciones/anexos-e-Informes/arquitectura-resiliente/gestion-anexos/backend/sri-</w:t>
               </w:r>
               <w:r>
                 <w:rPr>
@@ -1974,7 +2307,7 @@
                   <w:szCs w:val="18"/>
                 </w:rPr>
                 <w:lastRenderedPageBreak/>
-                <w:t>Informes/arquitectura-resiliente/gestion-anexos/backend/sri-anexos-habilitacion-service</w:t>
+                <w:t>anexos-habilitacion-service</w:t>
               </w:r>
             </w:hyperlink>
           </w:p>
@@ -1991,7 +2324,7 @@
         </w:tc>
         <w:tc>
           <w:tcPr>
-            <w:tcW w:w="2082" w:type="dxa"/>
+            <w:tcW w:w="1657" w:type="dxa"/>
           </w:tcPr>
           <w:p>
             <w:pPr>
@@ -2043,7 +2376,7 @@
         </w:tc>
         <w:tc>
           <w:tcPr>
-            <w:tcW w:w="1320" w:type="dxa"/>
+            <w:tcW w:w="1604" w:type="dxa"/>
           </w:tcPr>
           <w:p>
             <w:pPr>
@@ -2106,7 +2439,7 @@
         </w:trPr>
         <w:tc>
           <w:tcPr>
-            <w:tcW w:w="1271" w:type="dxa"/>
+            <w:tcW w:w="1702" w:type="dxa"/>
           </w:tcPr>
           <w:p>
             <w:pPr>
@@ -2123,39 +2456,7 @@
                 <w:sz w:val="18"/>
                 <w:szCs w:val="18"/>
               </w:rPr>
-              <w:t xml:space="preserve">Creación de funcionalidades </w:t>
-            </w:r>
-            <w:r>
-              <w:rPr>
-                <w:rFonts w:ascii="Aptos" w:hAnsi="Aptos" w:cs="Arial"/>
-                <w:sz w:val="18"/>
-                <w:szCs w:val="18"/>
-              </w:rPr>
-              <w:t xml:space="preserve">en el </w:t>
-            </w:r>
-            <w:r>
-              <w:rPr>
-                <w:rFonts w:ascii="Aptos" w:hAnsi="Aptos" w:cs="Arial"/>
-                <w:sz w:val="18"/>
-                <w:szCs w:val="18"/>
-              </w:rPr>
-              <w:t>Sistema de gestión de anexos intranet</w:t>
-            </w:r>
-            <w:r>
-              <w:rPr>
-                <w:rFonts w:ascii="Aptos" w:hAnsi="Aptos" w:cs="Arial"/>
-                <w:sz w:val="18"/>
-                <w:szCs w:val="18"/>
-              </w:rPr>
-              <w:t xml:space="preserve"> </w:t>
-            </w:r>
-            <w:r>
-              <w:rPr>
-                <w:rFonts w:ascii="Aptos" w:hAnsi="Aptos" w:cs="Arial"/>
-                <w:sz w:val="18"/>
-                <w:szCs w:val="18"/>
-              </w:rPr>
-              <w:t>para la administración y aprobación de plantilla en el ambiente de intranet.</w:t>
+              <w:t>Creación de funcionalidades en el Sistema de gestión de anexos intranet para la administración y aprobación de plantilla en el ambiente de intranet.</w:t>
             </w:r>
           </w:p>
           <w:p>
@@ -2171,7 +2472,7 @@
         </w:tc>
         <w:tc>
           <w:tcPr>
-            <w:tcW w:w="1276" w:type="dxa"/>
+            <w:tcW w:w="1701" w:type="dxa"/>
           </w:tcPr>
           <w:p>
             <w:pPr>
@@ -2216,37 +2517,75 @@
               </w:rPr>
               <w:t xml:space="preserve">Proyecto: </w:t>
             </w:r>
-            <w:r>
-              <w:rPr>
-                <w:rFonts w:ascii="Aptos" w:hAnsi="Aptos" w:cs="Arial"/>
-                <w:sz w:val="18"/>
-                <w:szCs w:val="18"/>
-              </w:rPr>
-              <w:t>sri-gestion-anexos-web</w:t>
-            </w:r>
-          </w:p>
-          <w:p>
-            <w:pPr>
-              <w:jc w:val="both"/>
-              <w:rPr>
-                <w:rFonts w:ascii="Aptos" w:hAnsi="Aptos" w:cs="Arial"/>
-                <w:sz w:val="18"/>
-                <w:szCs w:val="18"/>
-              </w:rPr>
-            </w:pPr>
-            <w:r>
-              <w:rPr>
-                <w:rFonts w:ascii="Aptos" w:hAnsi="Aptos" w:cs="Arial"/>
-                <w:sz w:val="18"/>
-                <w:szCs w:val="18"/>
-              </w:rPr>
-              <w:t>Rama: dev_anexos_ca</w:t>
-            </w:r>
+            <w:proofErr w:type="spellStart"/>
+            <w:r>
+              <w:rPr>
+                <w:rFonts w:ascii="Aptos" w:hAnsi="Aptos" w:cs="Arial"/>
+                <w:sz w:val="18"/>
+                <w:szCs w:val="18"/>
+              </w:rPr>
+              <w:t>sri</w:t>
+            </w:r>
+            <w:proofErr w:type="spellEnd"/>
+            <w:r>
+              <w:rPr>
+                <w:rFonts w:ascii="Aptos" w:hAnsi="Aptos" w:cs="Arial"/>
+                <w:sz w:val="18"/>
+                <w:szCs w:val="18"/>
+              </w:rPr>
+              <w:t>-</w:t>
+            </w:r>
+            <w:proofErr w:type="spellStart"/>
+            <w:r>
+              <w:rPr>
+                <w:rFonts w:ascii="Aptos" w:hAnsi="Aptos" w:cs="Arial"/>
+                <w:sz w:val="18"/>
+                <w:szCs w:val="18"/>
+              </w:rPr>
+              <w:t>gestion</w:t>
+            </w:r>
+            <w:proofErr w:type="spellEnd"/>
+            <w:r>
+              <w:rPr>
+                <w:rFonts w:ascii="Aptos" w:hAnsi="Aptos" w:cs="Arial"/>
+                <w:sz w:val="18"/>
+                <w:szCs w:val="18"/>
+              </w:rPr>
+              <w:t>-anexos-web</w:t>
+            </w:r>
+          </w:p>
+          <w:p>
+            <w:pPr>
+              <w:jc w:val="both"/>
+              <w:rPr>
+                <w:rFonts w:ascii="Aptos" w:hAnsi="Aptos" w:cs="Arial"/>
+                <w:sz w:val="18"/>
+                <w:szCs w:val="18"/>
+              </w:rPr>
+            </w:pPr>
+            <w:r>
+              <w:rPr>
+                <w:rFonts w:ascii="Aptos" w:hAnsi="Aptos" w:cs="Arial"/>
+                <w:sz w:val="18"/>
+                <w:szCs w:val="18"/>
+              </w:rPr>
+              <w:t xml:space="preserve">Rama: </w:t>
+            </w:r>
+            <w:proofErr w:type="spellStart"/>
+            <w:r>
+              <w:rPr>
+                <w:rFonts w:ascii="Aptos" w:hAnsi="Aptos" w:cs="Arial"/>
+                <w:sz w:val="18"/>
+                <w:szCs w:val="18"/>
+              </w:rPr>
+              <w:t>dev_anexos_ca</w:t>
+            </w:r>
+            <w:proofErr w:type="spellEnd"/>
           </w:p>
         </w:tc>
         <w:tc>
           <w:tcPr>
-            <w:tcW w:w="2126" w:type="dxa"/>
+            <w:tcW w:w="1984" w:type="dxa"/>
           </w:tcPr>
           <w:p>
             <w:pPr>
@@ -2282,7 +2621,7 @@
         </w:tc>
         <w:tc>
           <w:tcPr>
-            <w:tcW w:w="2082" w:type="dxa"/>
+            <w:tcW w:w="1657" w:type="dxa"/>
           </w:tcPr>
           <w:p>
             <w:pPr>
@@ -2333,7 +2672,7 @@
         </w:tc>
         <w:tc>
           <w:tcPr>
-            <w:tcW w:w="1320" w:type="dxa"/>
+            <w:tcW w:w="1604" w:type="dxa"/>
           </w:tcPr>
           <w:p>
             <w:pPr>
@@ -2381,7 +2720,7 @@
         </w:trPr>
         <w:tc>
           <w:tcPr>
-            <w:tcW w:w="1271" w:type="dxa"/>
+            <w:tcW w:w="1702" w:type="dxa"/>
           </w:tcPr>
           <w:p>
             <w:pPr>
@@ -2398,71 +2737,15 @@
                 <w:sz w:val="18"/>
                 <w:szCs w:val="18"/>
               </w:rPr>
-              <w:t xml:space="preserve">Se realizó la transferencia de conocimiento al equipo del proyecto sobre el </w:t>
-            </w:r>
-            <w:r>
-              <w:rPr>
-                <w:rFonts w:ascii="Aptos" w:hAnsi="Aptos" w:cs="Arial"/>
-                <w:sz w:val="18"/>
-                <w:szCs w:val="18"/>
-              </w:rPr>
-              <w:t>s</w:t>
-            </w:r>
-            <w:r>
-              <w:rPr>
-                <w:rFonts w:ascii="Aptos" w:hAnsi="Aptos" w:cs="Arial"/>
-                <w:sz w:val="18"/>
-                <w:szCs w:val="18"/>
-              </w:rPr>
-              <w:t xml:space="preserve">istema de </w:t>
-            </w:r>
-            <w:r>
-              <w:rPr>
-                <w:rFonts w:ascii="Aptos" w:hAnsi="Aptos" w:cs="Arial"/>
-                <w:sz w:val="18"/>
-                <w:szCs w:val="18"/>
-              </w:rPr>
-              <w:t>g</w:t>
-            </w:r>
-            <w:r>
-              <w:rPr>
-                <w:rFonts w:ascii="Aptos" w:hAnsi="Aptos" w:cs="Arial"/>
-                <w:sz w:val="18"/>
-                <w:szCs w:val="18"/>
-              </w:rPr>
-              <w:t xml:space="preserve">estión de </w:t>
-            </w:r>
-            <w:r>
-              <w:rPr>
-                <w:rFonts w:ascii="Aptos" w:hAnsi="Aptos" w:cs="Arial"/>
-                <w:sz w:val="18"/>
-                <w:szCs w:val="18"/>
-              </w:rPr>
-              <w:t>a</w:t>
-            </w:r>
-            <w:r>
-              <w:rPr>
-                <w:rFonts w:ascii="Aptos" w:hAnsi="Aptos" w:cs="Arial"/>
-                <w:sz w:val="18"/>
-                <w:szCs w:val="18"/>
-              </w:rPr>
-              <w:t xml:space="preserve">nexos </w:t>
-            </w:r>
-            <w:r>
-              <w:rPr>
-                <w:rFonts w:ascii="Aptos" w:hAnsi="Aptos" w:cs="Arial"/>
-                <w:sz w:val="18"/>
-                <w:szCs w:val="18"/>
-              </w:rPr>
-              <w:t>con</w:t>
-            </w:r>
-            <w:r>
-              <w:rPr>
-                <w:rFonts w:ascii="Aptos" w:hAnsi="Aptos" w:cs="Arial"/>
-                <w:sz w:val="18"/>
-                <w:szCs w:val="18"/>
-              </w:rPr>
-              <w:t xml:space="preserve"> los siguientes temas:</w:t>
+              <w:t>T</w:t>
+            </w:r>
+            <w:r>
+              <w:rPr>
+                <w:rFonts w:ascii="Aptos" w:hAnsi="Aptos" w:cs="Arial"/>
+                <w:sz w:val="18"/>
+                <w:szCs w:val="18"/>
+              </w:rPr>
+              <w:t>ransferencia de conocimiento al equipo del proyecto sobre el sistema de gestión de anexos con los siguientes temas:</w:t>
             </w:r>
           </w:p>
           <w:p>
@@ -2550,14 +2833,23 @@
                 <w:lang w:val="es-ES"/>
               </w:rPr>
             </w:pPr>
-            <w:r>
-              <w:rPr>
-                <w:rFonts w:ascii="Aptos" w:hAnsi="Aptos" w:cs="Arial"/>
-                <w:sz w:val="18"/>
-                <w:szCs w:val="18"/>
-              </w:rPr>
-              <w:lastRenderedPageBreak/>
-              <w:t>Frontend: Core del sistema</w:t>
+            <w:proofErr w:type="spellStart"/>
+            <w:r>
+              <w:rPr>
+                <w:rFonts w:ascii="Aptos" w:hAnsi="Aptos" w:cs="Arial"/>
+                <w:sz w:val="18"/>
+                <w:szCs w:val="18"/>
+              </w:rPr>
+              <w:t>Frontend</w:t>
+            </w:r>
+            <w:proofErr w:type="spellEnd"/>
+            <w:r>
+              <w:rPr>
+                <w:rFonts w:ascii="Aptos" w:hAnsi="Aptos" w:cs="Arial"/>
+                <w:sz w:val="18"/>
+                <w:szCs w:val="18"/>
+              </w:rPr>
+              <w:t>: Core del sistema</w:t>
             </w:r>
             <w:r>
               <w:rPr>
@@ -2591,7 +2883,43 @@
                 <w:sz w:val="18"/>
                 <w:szCs w:val="18"/>
               </w:rPr>
-              <w:t>Módulo de plantilla y aprobación (frontend y backend)</w:t>
+              <w:t>Módulo de plantilla y aprobación (</w:t>
+            </w:r>
+            <w:proofErr w:type="spellStart"/>
+            <w:r>
+              <w:rPr>
+                <w:rFonts w:ascii="Aptos" w:hAnsi="Aptos" w:cs="Arial"/>
+                <w:sz w:val="18"/>
+                <w:szCs w:val="18"/>
+              </w:rPr>
+              <w:t>frontend</w:t>
+            </w:r>
+            <w:proofErr w:type="spellEnd"/>
+            <w:r>
+              <w:rPr>
+                <w:rFonts w:ascii="Aptos" w:hAnsi="Aptos" w:cs="Arial"/>
+                <w:sz w:val="18"/>
+                <w:szCs w:val="18"/>
+              </w:rPr>
+              <w:t xml:space="preserve"> y </w:t>
+            </w:r>
+            <w:proofErr w:type="spellStart"/>
+            <w:r>
+              <w:rPr>
+                <w:rFonts w:ascii="Aptos" w:hAnsi="Aptos" w:cs="Arial"/>
+                <w:sz w:val="18"/>
+                <w:szCs w:val="18"/>
+              </w:rPr>
+              <w:t>backend</w:t>
+            </w:r>
+            <w:proofErr w:type="spellEnd"/>
+            <w:r>
+              <w:rPr>
+                <w:rFonts w:ascii="Aptos" w:hAnsi="Aptos" w:cs="Arial"/>
+                <w:sz w:val="18"/>
+                <w:szCs w:val="18"/>
+              </w:rPr>
+              <w:t>)</w:t>
             </w:r>
             <w:r>
               <w:rPr>
@@ -2625,8 +2953,36 @@
                 <w:sz w:val="18"/>
                 <w:szCs w:val="18"/>
               </w:rPr>
-              <w:t>SSO, Keycloak y esquema bearer-only</w:t>
-            </w:r>
+              <w:t xml:space="preserve">SSO, </w:t>
+            </w:r>
+            <w:proofErr w:type="spellStart"/>
+            <w:r>
+              <w:rPr>
+                <w:rFonts w:ascii="Aptos" w:hAnsi="Aptos" w:cs="Arial"/>
+                <w:sz w:val="18"/>
+                <w:szCs w:val="18"/>
+              </w:rPr>
+              <w:t>Keycloak</w:t>
+            </w:r>
+            <w:proofErr w:type="spellEnd"/>
+            <w:r>
+              <w:rPr>
+                <w:rFonts w:ascii="Aptos" w:hAnsi="Aptos" w:cs="Arial"/>
+                <w:sz w:val="18"/>
+                <w:szCs w:val="18"/>
+              </w:rPr>
+              <w:t xml:space="preserve"> y esquema </w:t>
+            </w:r>
+            <w:proofErr w:type="spellStart"/>
+            <w:r>
+              <w:rPr>
+                <w:rFonts w:ascii="Aptos" w:hAnsi="Aptos" w:cs="Arial"/>
+                <w:sz w:val="18"/>
+                <w:szCs w:val="18"/>
+              </w:rPr>
+              <w:t>bearer-only</w:t>
+            </w:r>
+            <w:proofErr w:type="spellEnd"/>
             <w:r>
               <w:rPr>
                 <w:rFonts w:ascii="Aptos" w:hAnsi="Aptos" w:cs="Arial"/>
@@ -2649,7 +3005,7 @@
         </w:tc>
         <w:tc>
           <w:tcPr>
-            <w:tcW w:w="1276" w:type="dxa"/>
+            <w:tcW w:w="1701" w:type="dxa"/>
           </w:tcPr>
           <w:p>
             <w:pPr>
@@ -2666,7 +3022,6 @@
                 <w:sz w:val="18"/>
                 <w:szCs w:val="18"/>
               </w:rPr>
-              <w:lastRenderedPageBreak/>
               <w:t>Finalizado</w:t>
             </w:r>
           </w:p>
@@ -2684,7 +3039,7 @@
         </w:tc>
         <w:tc>
           <w:tcPr>
-            <w:tcW w:w="2126" w:type="dxa"/>
+            <w:tcW w:w="1984" w:type="dxa"/>
           </w:tcPr>
           <w:p>
             <w:pPr>
@@ -2694,7 +3049,7 @@
         </w:tc>
         <w:tc>
           <w:tcPr>
-            <w:tcW w:w="2082" w:type="dxa"/>
+            <w:tcW w:w="1657" w:type="dxa"/>
           </w:tcPr>
           <w:p>
             <w:pPr>
@@ -2745,7 +3100,7 @@
         </w:tc>
         <w:tc>
           <w:tcPr>
-            <w:tcW w:w="1320" w:type="dxa"/>
+            <w:tcW w:w="1604" w:type="dxa"/>
           </w:tcPr>
           <w:p>
             <w:pPr>
@@ -2803,38 +3158,11 @@
         <w:jc w:val="both"/>
         <w:rPr>
           <w:rFonts w:ascii="Aptos" w:hAnsi="Aptos" w:cs="Arial"/>
-          <w:iCs/>
-          <w:sz w:val="20"/>
-          <w:szCs w:val="20"/>
-        </w:rPr>
-      </w:pPr>
-      <w:r>
-        <w:rPr>
-          <w:rFonts w:ascii="Aptos" w:hAnsi="Aptos" w:cs="Arial"/>
-          <w:iCs/>
-          <w:sz w:val="20"/>
-          <w:szCs w:val="20"/>
-        </w:rPr>
-        <w:t xml:space="preserve">Adicionalmente confirmo que el servidor a desvincularse no es responsable de ninguna aplicación/universo/área de negocio, lo cual fue validado por “Seguridad Informática” mediante </w:t>
-      </w:r>
-      <w:r>
-        <w:rPr>
-          <w:rFonts w:ascii="Aptos" w:hAnsi="Aptos" w:cs="Arial"/>
-          <w:iCs/>
-          <w:sz w:val="20"/>
-          <w:szCs w:val="20"/>
-        </w:rPr>
-        <w:t>requerimiento Nro.</w:t>
-      </w:r>
-      <w:r>
-        <w:rPr>
-          <w:rFonts w:ascii="Aptos" w:hAnsi="Aptos" w:cs="Arial"/>
-          <w:iCs/>
-          <w:sz w:val="20"/>
-          <w:szCs w:val="20"/>
-        </w:rPr>
-        <w:t xml:space="preserve"> XXXXX</w:t>
-      </w:r>
+          <w:color w:val="000000"/>
+          <w:sz w:val="18"/>
+          <w:szCs w:val="18"/>
+        </w:rPr>
+      </w:pPr>
     </w:p>
     <w:p>
       <w:pPr>
@@ -2853,7 +3181,8 @@
           <w:sz w:val="20"/>
           <w:szCs w:val="20"/>
         </w:rPr>
-        <w:t>Adicionalmente confirmo que el servidor a desvincularse no consta en el catastro a cargo denominado Soluciones Informáticas Complementarias, lo cual fue validado por el Departamento de Desarrollo mediante requerimiento</w:t>
+        <w:lastRenderedPageBreak/>
+        <w:t xml:space="preserve">Adicionalmente confirmo que el servidor a desvincularse no es responsable de ninguna aplicación/universo/área de negocio, lo cual fue validado por “Seguridad Informática” mediante </w:t>
       </w:r>
       <w:r>
         <w:rPr>
@@ -2862,8 +3191,9 @@
           <w:sz w:val="20"/>
           <w:szCs w:val="20"/>
         </w:rPr>
-        <w:t xml:space="preserve"> Nro.</w:t>
-      </w:r>
+        <w:t xml:space="preserve">requerimiento </w:t>
+      </w:r>
+      <w:bookmarkStart w:id="0" w:name="OLE_LINK39"/>
       <w:r>
         <w:rPr>
           <w:rFonts w:ascii="Aptos" w:hAnsi="Aptos" w:cs="Arial"/>
@@ -2871,13 +3201,189 @@
           <w:sz w:val="20"/>
           <w:szCs w:val="20"/>
         </w:rPr>
-        <w:t xml:space="preserve"> XXXXX</w:t>
+        <w:t>ID de petición: 37003 / ID: WO0000000021873</w:t>
+      </w:r>
+      <w:bookmarkEnd w:id="0"/>
+      <w:r>
+        <w:rPr>
+          <w:rFonts w:ascii="Aptos" w:hAnsi="Aptos" w:cs="Arial"/>
+          <w:iCs/>
+          <w:sz w:val="20"/>
+          <w:szCs w:val="20"/>
+        </w:rPr>
+        <w:t>.</w:t>
       </w:r>
     </w:p>
     <w:p>
       <w:pPr>
         <w:jc w:val="both"/>
         <w:rPr>
+          <w:rFonts w:ascii="Aptos" w:hAnsi="Aptos" w:cs="Arial"/>
+          <w:iCs/>
+          <w:sz w:val="20"/>
+          <w:szCs w:val="20"/>
+        </w:rPr>
+      </w:pPr>
+      <w:r>
+        <w:rPr>
+          <w:noProof/>
+        </w:rPr>
+        <w:drawing>
+          <wp:inline distT="0" distB="0" distL="0" distR="0" wp14:anchorId="4B64E117" wp14:editId="32A6E2A2">
+            <wp:extent cx="1637731" cy="1338327"/>
+            <wp:effectExtent l="0" t="0" r="635" b="0"/>
+            <wp:docPr id="1293198850" name="Imagen 2"/>
+            <wp:cNvGraphicFramePr>
+              <a:graphicFrameLocks xmlns:a="http://schemas.openxmlformats.org/drawingml/2006/main" noChangeAspect="1"/>
+            </wp:cNvGraphicFramePr>
+            <a:graphic xmlns:a="http://schemas.openxmlformats.org/drawingml/2006/main">
+              <a:graphicData uri="http://schemas.openxmlformats.org/drawingml/2006/picture">
+                <pic:pic xmlns:pic="http://schemas.openxmlformats.org/drawingml/2006/picture">
+                  <pic:nvPicPr>
+                    <pic:cNvPr id="0" name="Picture 3"/>
+                    <pic:cNvPicPr>
+                      <a:picLocks noChangeAspect="1" noChangeArrowheads="1"/>
+                    </pic:cNvPicPr>
+                  </pic:nvPicPr>
+                  <pic:blipFill>
+                    <a:blip r:embed="rId16" r:link="rId17" cstate="print">
+                      <a:extLst>
+                        <a:ext uri="{28A0092B-C50C-407E-A947-70E740481C1C}">
+                          <a14:useLocalDpi xmlns:a14="http://schemas.microsoft.com/office/drawing/2010/main" val="0"/>
+                        </a:ext>
+                      </a:extLst>
+                    </a:blip>
+                    <a:srcRect/>
+                    <a:stretch>
+                      <a:fillRect/>
+                    </a:stretch>
+                  </pic:blipFill>
+                  <pic:spPr bwMode="auto">
+                    <a:xfrm>
+                      <a:off x="0" y="0"/>
+                      <a:ext cx="1656421" cy="1353600"/>
+                    </a:xfrm>
+                    <a:prstGeom prst="rect">
+                      <a:avLst/>
+                    </a:prstGeom>
+                    <a:noFill/>
+                    <a:ln>
+                      <a:noFill/>
+                    </a:ln>
+                  </pic:spPr>
+                </pic:pic>
+              </a:graphicData>
+            </a:graphic>
+          </wp:inline>
+        </w:drawing>
+      </w:r>
+    </w:p>
+    <w:p>
+      <w:pPr>
+        <w:jc w:val="both"/>
+        <w:rPr>
+          <w:rFonts w:ascii="Aptos" w:hAnsi="Aptos" w:cs="Arial"/>
+          <w:iCs/>
+          <w:sz w:val="20"/>
+          <w:szCs w:val="20"/>
+        </w:rPr>
+      </w:pPr>
+      <w:r>
+        <w:rPr>
+          <w:rFonts w:ascii="Aptos" w:hAnsi="Aptos" w:cs="Arial"/>
+          <w:iCs/>
+          <w:sz w:val="20"/>
+          <w:szCs w:val="20"/>
+        </w:rPr>
+        <w:t>Adicionalmente confirmo que el servidor a desvincularse no consta en el catastro a cargo denominado Soluciones Informáticas Complementarias, lo cual fue validado por el Departamento de Desarrollo mediante requerimiento</w:t>
+      </w:r>
+      <w:r>
+        <w:rPr>
+          <w:rFonts w:ascii="Aptos" w:hAnsi="Aptos" w:cs="Arial"/>
+          <w:iCs/>
+          <w:sz w:val="20"/>
+          <w:szCs w:val="20"/>
+        </w:rPr>
+        <w:t xml:space="preserve"> </w:t>
+      </w:r>
+      <w:r>
+        <w:rPr>
+          <w:rFonts w:ascii="Aptos" w:hAnsi="Aptos" w:cs="Arial"/>
+          <w:iCs/>
+          <w:sz w:val="20"/>
+          <w:szCs w:val="20"/>
+        </w:rPr>
+        <w:t>ID de petición: 37007 / ID: WO0000000021922.</w:t>
+      </w:r>
+    </w:p>
+    <w:p>
+      <w:pPr>
+        <w:jc w:val="both"/>
+        <w:rPr>
+          <w:rFonts w:ascii="Aptos" w:hAnsi="Aptos" w:cs="Arial"/>
+          <w:iCs/>
+          <w:sz w:val="20"/>
+          <w:szCs w:val="20"/>
+        </w:rPr>
+      </w:pPr>
+      <w:r>
+        <w:rPr>
+          <w:noProof/>
+        </w:rPr>
+        <w:drawing>
+          <wp:inline distT="0" distB="0" distL="0" distR="0" wp14:anchorId="3F9B3C80" wp14:editId="7431B984">
+            <wp:extent cx="1731185" cy="1425907"/>
+            <wp:effectExtent l="0" t="0" r="2540" b="3175"/>
+            <wp:docPr id="506067169" name="Imagen 3"/>
+            <wp:cNvGraphicFramePr>
+              <a:graphicFrameLocks xmlns:a="http://schemas.openxmlformats.org/drawingml/2006/main" noChangeAspect="1"/>
+            </wp:cNvGraphicFramePr>
+            <a:graphic xmlns:a="http://schemas.openxmlformats.org/drawingml/2006/main">
+              <a:graphicData uri="http://schemas.openxmlformats.org/drawingml/2006/picture">
+                <pic:pic xmlns:pic="http://schemas.openxmlformats.org/drawingml/2006/picture">
+                  <pic:nvPicPr>
+                    <pic:cNvPr id="0" name="Picture 5"/>
+                    <pic:cNvPicPr>
+                      <a:picLocks noChangeAspect="1" noChangeArrowheads="1"/>
+                    </pic:cNvPicPr>
+                  </pic:nvPicPr>
+                  <pic:blipFill>
+                    <a:blip r:embed="rId18" r:link="rId19" cstate="print">
+                      <a:extLst>
+                        <a:ext uri="{28A0092B-C50C-407E-A947-70E740481C1C}">
+                          <a14:useLocalDpi xmlns:a14="http://schemas.microsoft.com/office/drawing/2010/main" val="0"/>
+                        </a:ext>
+                      </a:extLst>
+                    </a:blip>
+                    <a:srcRect/>
+                    <a:stretch>
+                      <a:fillRect/>
+                    </a:stretch>
+                  </pic:blipFill>
+                  <pic:spPr bwMode="auto">
+                    <a:xfrm>
+                      <a:off x="0" y="0"/>
+                      <a:ext cx="1738783" cy="1432165"/>
+                    </a:xfrm>
+                    <a:prstGeom prst="rect">
+                      <a:avLst/>
+                    </a:prstGeom>
+                    <a:noFill/>
+                    <a:ln>
+                      <a:noFill/>
+                    </a:ln>
+                  </pic:spPr>
+                </pic:pic>
+              </a:graphicData>
+            </a:graphic>
+          </wp:inline>
+        </w:drawing>
+      </w:r>
+    </w:p>
+    <w:p>
+      <w:pPr>
+        <w:jc w:val="both"/>
+        <w:rPr>
           <w:rFonts w:ascii="Aptos" w:hAnsi="Aptos"/>
           <w:bCs/>
           <w:sz w:val="20"/>
@@ -2937,6 +3443,16 @@
         </w:rPr>
         <w:t>Para constancia de la información descrita suscriben el presente documento.</w:t>
       </w:r>
+    </w:p>
+    <w:p>
+      <w:pPr>
+        <w:jc w:val="both"/>
+        <w:rPr>
+          <w:rFonts w:ascii="Aptos" w:hAnsi="Aptos" w:cs="Arial"/>
+          <w:sz w:val="20"/>
+          <w:szCs w:val="20"/>
+        </w:rPr>
+      </w:pPr>
     </w:p>
     <w:p>
       <w:pPr>
@@ -3151,20 +3667,30 @@
         </w:rPr>
         <w:tab/>
       </w:r>
+      <w:proofErr w:type="gramStart"/>
       <w:r>
         <w:rPr>
           <w:rFonts w:ascii="Aptos" w:hAnsi="Aptos" w:cs="Arial"/>
           <w:sz w:val="18"/>
           <w:szCs w:val="18"/>
         </w:rPr>
-        <w:t xml:space="preserve">Coordinador Nacional de Desarrollo y </w:t>
-      </w:r>
+        <w:t>Coordinador</w:t>
+      </w:r>
+      <w:proofErr w:type="gramEnd"/>
       <w:r>
         <w:rPr>
           <w:rFonts w:ascii="Aptos" w:hAnsi="Aptos" w:cs="Arial"/>
           <w:sz w:val="18"/>
           <w:szCs w:val="18"/>
         </w:rPr>
+        <w:t xml:space="preserve"> Nacional de Desarrollo y </w:t>
+      </w:r>
+      <w:r>
+        <w:rPr>
+          <w:rFonts w:ascii="Aptos" w:hAnsi="Aptos" w:cs="Arial"/>
+          <w:sz w:val="18"/>
+          <w:szCs w:val="18"/>
+        </w:rPr>
         <w:t xml:space="preserve"> </w:t>
       </w:r>
     </w:p>
@@ -3246,21 +3772,13 @@
     <w:p>
       <w:pPr>
         <w:spacing w:after="0" w:line="240" w:lineRule="auto"/>
-        <w:rPr>
-          <w:rFonts w:ascii="Aptos" w:hAnsi="Aptos" w:cs="Arial"/>
-          <w:sz w:val="18"/>
-          <w:szCs w:val="18"/>
-        </w:rPr>
-      </w:pPr>
-      <w:r>
         <w:rPr>
           <w:rFonts w:ascii="Aptos" w:hAnsi="Aptos" w:cs="Arial"/>
           <w:b/>
           <w:sz w:val="18"/>
           <w:szCs w:val="18"/>
         </w:rPr>
-        <w:t xml:space="preserve">SERVIDOR </w:t>
-      </w:r>
+      </w:pPr>
       <w:r>
         <w:rPr>
           <w:rFonts w:ascii="Aptos" w:hAnsi="Aptos" w:cs="Arial"/>
@@ -3268,7 +3786,7 @@
           <w:sz w:val="18"/>
           <w:szCs w:val="18"/>
         </w:rPr>
-        <w:tab/>
+        <w:t xml:space="preserve">SERVIDOR </w:t>
       </w:r>
       <w:r>
         <w:rPr>
@@ -3305,7 +3823,6 @@
           <w:szCs w:val="18"/>
         </w:rPr>
         <w:tab/>
-        <w:t xml:space="preserve">                 </w:t>
       </w:r>
       <w:r>
         <w:rPr>
@@ -3315,11 +3832,31 @@
           <w:szCs w:val="18"/>
         </w:rPr>
         <w:tab/>
+        <w:t xml:space="preserve">                 </w:t>
+      </w:r>
+      <w:r>
+        <w:rPr>
+          <w:rFonts w:ascii="Aptos" w:hAnsi="Aptos" w:cs="Arial"/>
+          <w:b/>
+          <w:sz w:val="18"/>
+          <w:szCs w:val="18"/>
+        </w:rPr>
+        <w:tab/>
         <w:t>RECIBIDO JEFE INMEDIATO</w:t>
       </w:r>
     </w:p>
     <w:p>
       <w:pPr>
+        <w:spacing w:after="0" w:line="240" w:lineRule="auto"/>
+        <w:rPr>
+          <w:rFonts w:ascii="Aptos" w:hAnsi="Aptos" w:cs="Arial"/>
+          <w:sz w:val="18"/>
+          <w:szCs w:val="18"/>
+        </w:rPr>
+      </w:pPr>
+    </w:p>
+    <w:p>
+      <w:pPr>
         <w:jc w:val="both"/>
         <w:rPr>
           <w:rFonts w:ascii="Aptos" w:hAnsi="Aptos" w:cs="Arial"/>
@@ -3334,7 +3871,6 @@
           <w:sz w:val="20"/>
           <w:szCs w:val="20"/>
         </w:rPr>
-        <w:lastRenderedPageBreak/>
         <w:t>Nota:</w:t>
       </w:r>
       <w:r>
@@ -3347,8 +3883,8 @@
       </w:r>
     </w:p>
     <w:sectPr>
-      <w:headerReference w:type="default" r:id="rId16"/>
-      <w:footerReference w:type="default" r:id="rId17"/>
+      <w:headerReference w:type="default" r:id="rId20"/>
+      <w:footerReference w:type="default" r:id="rId21"/>
       <w:pgSz w:w="11900" w:h="16840"/>
       <w:pgMar w:top="2268" w:right="1979" w:bottom="1418" w:left="1985" w:header="0" w:footer="2177" w:gutter="0"/>
       <w:cols w:space="708"/>
@@ -5330,6 +5866,7 @@
   <w:style w:type="character" w:default="1" w:styleId="Fuentedeprrafopredeter">
     <w:name w:val="Default Paragraph Font"/>
     <w:uiPriority w:val="1"/>
+    <w:semiHidden/>
     <w:unhideWhenUsed/>
   </w:style>
   <w:style w:type="table" w:default="1" w:styleId="Tablanormal">

--- a/Renuncia/Informe de fin de gestión_Carlos_Anchundia_2026.docx
+++ b/Renuncia/Informe de fin de gestión_Carlos_Anchundia_2026.docx
@@ -2737,6 +2737,14 @@
                 <w:sz w:val="18"/>
                 <w:szCs w:val="18"/>
               </w:rPr>
+              <w:t xml:space="preserve">Capacitación </w:t>
+            </w:r>
+            <w:r>
+              <w:rPr>
+                <w:rFonts w:ascii="Aptos" w:hAnsi="Aptos" w:cs="Arial"/>
+                <w:sz w:val="18"/>
+                <w:szCs w:val="18"/>
+              </w:rPr>
               <w:t>T</w:t>
             </w:r>
             <w:r>
@@ -3044,6 +3052,51 @@
           <w:p>
             <w:pPr>
               <w:jc w:val="both"/>
+              <w:rPr>
+                <w:rStyle w:val="Hipervnculo"/>
+                <w:rFonts w:ascii="Aptos" w:hAnsi="Aptos" w:cs="Arial"/>
+                <w:sz w:val="18"/>
+                <w:szCs w:val="18"/>
+              </w:rPr>
+            </w:pPr>
+            <w:r>
+              <w:rPr>
+                <w:rStyle w:val="Hipervnculo"/>
+                <w:rFonts w:ascii="Aptos" w:hAnsi="Aptos" w:cs="Arial"/>
+                <w:sz w:val="18"/>
+                <w:szCs w:val="18"/>
+              </w:rPr>
+              <w:t>https://sriintr</w:t>
+            </w:r>
+            <w:r>
+              <w:rPr>
+                <w:rStyle w:val="Hipervnculo"/>
+                <w:rFonts w:ascii="Aptos" w:hAnsi="Aptos" w:cs="Arial"/>
+                <w:sz w:val="18"/>
+                <w:szCs w:val="18"/>
+              </w:rPr>
+              <w:t>a</w:t>
+            </w:r>
+            <w:r>
+              <w:rPr>
+                <w:rStyle w:val="Hipervnculo"/>
+                <w:rFonts w:ascii="Aptos" w:hAnsi="Aptos" w:cs="Arial"/>
+                <w:sz w:val="18"/>
+                <w:szCs w:val="18"/>
+              </w:rPr>
+              <w:t>01/share/s/5jHFZiZsTaykttFG1Y7aSQ</w:t>
+            </w:r>
+          </w:p>
+          <w:p>
+            <w:pPr>
+              <w:jc w:val="both"/>
+              <w:rPr>
+                <w:rFonts w:ascii="Aptos" w:hAnsi="Aptos" w:cs="Arial"/>
+                <w:color w:val="0563C1" w:themeColor="hyperlink"/>
+                <w:sz w:val="18"/>
+                <w:szCs w:val="18"/>
+                <w:u w:val="single"/>
+              </w:rPr>
             </w:pPr>
           </w:p>
         </w:tc>
@@ -3109,34 +3162,300 @@
                 <w:rFonts w:ascii="Aptos" w:hAnsi="Aptos" w:cs="Arial"/>
                 <w:sz w:val="18"/>
                 <w:szCs w:val="18"/>
-                <w:lang w:val="es-ES"/>
-              </w:rPr>
-            </w:pPr>
-            <w:r>
-              <w:rPr>
-                <w:rFonts w:ascii="Aptos" w:hAnsi="Aptos" w:cs="Arial"/>
-                <w:sz w:val="18"/>
-                <w:szCs w:val="18"/>
-              </w:rPr>
-              <w:t xml:space="preserve">Entregado a: </w:t>
-            </w:r>
-          </w:p>
-          <w:p>
-            <w:pPr>
-              <w:jc w:val="both"/>
-              <w:rPr>
-                <w:rFonts w:ascii="Aptos" w:hAnsi="Aptos" w:cs="Arial"/>
-                <w:sz w:val="18"/>
-                <w:szCs w:val="18"/>
-              </w:rPr>
-            </w:pPr>
-            <w:r>
-              <w:rPr>
-                <w:rFonts w:ascii="Aptos" w:hAnsi="Aptos" w:cs="Arial"/>
-                <w:sz w:val="18"/>
-                <w:szCs w:val="18"/>
-              </w:rPr>
-              <w:t>Equipo del proyecto</w:t>
+              </w:rPr>
+            </w:pPr>
+            <w:r>
+              <w:rPr>
+                <w:rFonts w:ascii="Aptos" w:hAnsi="Aptos" w:cs="Arial"/>
+                <w:sz w:val="18"/>
+                <w:szCs w:val="18"/>
+              </w:rPr>
+              <w:t>Entregado a</w:t>
+            </w:r>
+            <w:r>
+              <w:rPr>
+                <w:rFonts w:ascii="Aptos" w:hAnsi="Aptos" w:cs="Arial"/>
+                <w:sz w:val="18"/>
+                <w:szCs w:val="18"/>
+              </w:rPr>
+              <w:t xml:space="preserve">l </w:t>
+            </w:r>
+            <w:r>
+              <w:rPr>
+                <w:rFonts w:ascii="Aptos" w:hAnsi="Aptos" w:cs="Arial"/>
+                <w:sz w:val="18"/>
+                <w:szCs w:val="18"/>
+              </w:rPr>
+              <w:t xml:space="preserve">Equipo </w:t>
+            </w:r>
+            <w:r>
+              <w:rPr>
+                <w:rFonts w:ascii="Aptos" w:hAnsi="Aptos" w:cs="Arial"/>
+                <w:sz w:val="18"/>
+                <w:szCs w:val="18"/>
+              </w:rPr>
+              <w:t xml:space="preserve">de </w:t>
+            </w:r>
+            <w:r>
+              <w:rPr>
+                <w:rFonts w:ascii="Aptos" w:hAnsi="Aptos" w:cs="Arial"/>
+                <w:sz w:val="18"/>
+                <w:szCs w:val="18"/>
+              </w:rPr>
+              <w:t xml:space="preserve">Desarrollo del Proyecto Anexos: </w:t>
+            </w:r>
+          </w:p>
+          <w:p>
+            <w:pPr>
+              <w:pStyle w:val="Prrafodelista"/>
+              <w:numPr>
+                <w:ilvl w:val="0"/>
+                <w:numId w:val="2"/>
+              </w:numPr>
+              <w:jc w:val="both"/>
+              <w:rPr>
+                <w:rFonts w:ascii="Aptos" w:hAnsi="Aptos" w:cs="Arial"/>
+                <w:sz w:val="18"/>
+                <w:szCs w:val="18"/>
+              </w:rPr>
+            </w:pPr>
+            <w:r>
+              <w:rPr>
+                <w:rFonts w:ascii="Aptos" w:hAnsi="Aptos" w:cs="Arial"/>
+                <w:sz w:val="18"/>
+                <w:szCs w:val="18"/>
+              </w:rPr>
+              <w:t>Edgar Paredes</w:t>
+            </w:r>
+          </w:p>
+          <w:p>
+            <w:pPr>
+              <w:pStyle w:val="Prrafodelista"/>
+              <w:numPr>
+                <w:ilvl w:val="0"/>
+                <w:numId w:val="2"/>
+              </w:numPr>
+              <w:jc w:val="both"/>
+              <w:rPr>
+                <w:rFonts w:ascii="Aptos" w:hAnsi="Aptos" w:cs="Arial"/>
+                <w:sz w:val="18"/>
+                <w:szCs w:val="18"/>
+              </w:rPr>
+            </w:pPr>
+            <w:r>
+              <w:rPr>
+                <w:rFonts w:ascii="Aptos" w:hAnsi="Aptos" w:cs="Arial"/>
+                <w:sz w:val="18"/>
+                <w:szCs w:val="18"/>
+              </w:rPr>
+              <w:t>Francisco Chalán</w:t>
+            </w:r>
+          </w:p>
+          <w:p>
+            <w:pPr>
+              <w:pStyle w:val="Prrafodelista"/>
+              <w:numPr>
+                <w:ilvl w:val="0"/>
+                <w:numId w:val="2"/>
+              </w:numPr>
+              <w:jc w:val="both"/>
+              <w:rPr>
+                <w:rFonts w:ascii="Aptos" w:hAnsi="Aptos" w:cs="Arial"/>
+                <w:sz w:val="18"/>
+                <w:szCs w:val="18"/>
+              </w:rPr>
+            </w:pPr>
+            <w:r>
+              <w:rPr>
+                <w:rFonts w:ascii="Aptos" w:hAnsi="Aptos" w:cs="Arial"/>
+                <w:sz w:val="18"/>
+                <w:szCs w:val="18"/>
+              </w:rPr>
+              <w:t>Geomayra Paredes</w:t>
+            </w:r>
+          </w:p>
+          <w:p>
+            <w:pPr>
+              <w:pStyle w:val="Prrafodelista"/>
+              <w:numPr>
+                <w:ilvl w:val="0"/>
+                <w:numId w:val="2"/>
+              </w:numPr>
+              <w:jc w:val="both"/>
+              <w:rPr>
+                <w:rFonts w:ascii="Aptos" w:hAnsi="Aptos" w:cs="Arial"/>
+                <w:sz w:val="18"/>
+                <w:szCs w:val="18"/>
+              </w:rPr>
+            </w:pPr>
+            <w:r>
+              <w:rPr>
+                <w:rFonts w:ascii="Aptos" w:hAnsi="Aptos" w:cs="Arial"/>
+                <w:sz w:val="18"/>
+                <w:szCs w:val="18"/>
+              </w:rPr>
+              <w:t>Geovanny Marquina</w:t>
+            </w:r>
+          </w:p>
+          <w:p>
+            <w:pPr>
+              <w:pStyle w:val="Prrafodelista"/>
+              <w:numPr>
+                <w:ilvl w:val="0"/>
+                <w:numId w:val="2"/>
+              </w:numPr>
+              <w:jc w:val="both"/>
+              <w:rPr>
+                <w:rFonts w:ascii="Aptos" w:hAnsi="Aptos" w:cs="Arial"/>
+                <w:sz w:val="18"/>
+                <w:szCs w:val="18"/>
+              </w:rPr>
+            </w:pPr>
+            <w:r>
+              <w:rPr>
+                <w:rFonts w:ascii="Aptos" w:hAnsi="Aptos" w:cs="Arial"/>
+                <w:sz w:val="18"/>
+                <w:szCs w:val="18"/>
+              </w:rPr>
+              <w:t>Hirma Pastrano</w:t>
+            </w:r>
+          </w:p>
+          <w:p>
+            <w:pPr>
+              <w:pStyle w:val="Prrafodelista"/>
+              <w:numPr>
+                <w:ilvl w:val="0"/>
+                <w:numId w:val="2"/>
+              </w:numPr>
+              <w:jc w:val="both"/>
+              <w:rPr>
+                <w:rFonts w:ascii="Aptos" w:hAnsi="Aptos" w:cs="Arial"/>
+                <w:sz w:val="18"/>
+                <w:szCs w:val="18"/>
+              </w:rPr>
+            </w:pPr>
+            <w:r>
+              <w:rPr>
+                <w:rFonts w:ascii="Aptos" w:hAnsi="Aptos" w:cs="Arial"/>
+                <w:sz w:val="18"/>
+                <w:szCs w:val="18"/>
+              </w:rPr>
+              <w:t>Hugo Riera</w:t>
+            </w:r>
+          </w:p>
+          <w:p>
+            <w:pPr>
+              <w:pStyle w:val="Prrafodelista"/>
+              <w:numPr>
+                <w:ilvl w:val="0"/>
+                <w:numId w:val="2"/>
+              </w:numPr>
+              <w:jc w:val="both"/>
+              <w:rPr>
+                <w:rFonts w:ascii="Aptos" w:hAnsi="Aptos" w:cs="Arial"/>
+                <w:sz w:val="18"/>
+                <w:szCs w:val="18"/>
+              </w:rPr>
+            </w:pPr>
+            <w:r>
+              <w:rPr>
+                <w:rFonts w:ascii="Aptos" w:hAnsi="Aptos" w:cs="Arial"/>
+                <w:sz w:val="18"/>
+                <w:szCs w:val="18"/>
+              </w:rPr>
+              <w:t>Ivan Lema</w:t>
+            </w:r>
+          </w:p>
+          <w:p>
+            <w:pPr>
+              <w:pStyle w:val="Prrafodelista"/>
+              <w:numPr>
+                <w:ilvl w:val="0"/>
+                <w:numId w:val="2"/>
+              </w:numPr>
+              <w:jc w:val="both"/>
+              <w:rPr>
+                <w:rFonts w:ascii="Aptos" w:hAnsi="Aptos" w:cs="Arial"/>
+                <w:sz w:val="18"/>
+                <w:szCs w:val="18"/>
+              </w:rPr>
+            </w:pPr>
+            <w:r>
+              <w:rPr>
+                <w:rFonts w:ascii="Aptos" w:hAnsi="Aptos" w:cs="Arial"/>
+                <w:sz w:val="18"/>
+                <w:szCs w:val="18"/>
+              </w:rPr>
+              <w:t>Jonathan Garces</w:t>
+            </w:r>
+          </w:p>
+          <w:p>
+            <w:pPr>
+              <w:pStyle w:val="Prrafodelista"/>
+              <w:numPr>
+                <w:ilvl w:val="0"/>
+                <w:numId w:val="2"/>
+              </w:numPr>
+              <w:jc w:val="both"/>
+              <w:rPr>
+                <w:rFonts w:ascii="Aptos" w:hAnsi="Aptos" w:cs="Arial"/>
+                <w:sz w:val="18"/>
+                <w:szCs w:val="18"/>
+              </w:rPr>
+            </w:pPr>
+            <w:r>
+              <w:rPr>
+                <w:rFonts w:ascii="Aptos" w:hAnsi="Aptos" w:cs="Arial"/>
+                <w:sz w:val="18"/>
+                <w:szCs w:val="18"/>
+              </w:rPr>
+              <w:t>Jose Diaz</w:t>
+            </w:r>
+          </w:p>
+          <w:p>
+            <w:pPr>
+              <w:pStyle w:val="Prrafodelista"/>
+              <w:numPr>
+                <w:ilvl w:val="0"/>
+                <w:numId w:val="2"/>
+              </w:numPr>
+              <w:jc w:val="both"/>
+              <w:rPr>
+                <w:rFonts w:ascii="Aptos" w:hAnsi="Aptos" w:cs="Arial"/>
+                <w:sz w:val="18"/>
+                <w:szCs w:val="18"/>
+              </w:rPr>
+            </w:pPr>
+            <w:r>
+              <w:rPr>
+                <w:rFonts w:ascii="Aptos" w:hAnsi="Aptos" w:cs="Arial"/>
+                <w:sz w:val="18"/>
+                <w:szCs w:val="18"/>
+              </w:rPr>
+              <w:t>Rolando Orquera</w:t>
+            </w:r>
+          </w:p>
+          <w:p>
+            <w:pPr>
+              <w:pStyle w:val="Prrafodelista"/>
+              <w:numPr>
+                <w:ilvl w:val="0"/>
+                <w:numId w:val="2"/>
+              </w:numPr>
+              <w:jc w:val="both"/>
+              <w:rPr>
+                <w:rFonts w:ascii="Aptos" w:hAnsi="Aptos" w:cs="Arial"/>
+                <w:sz w:val="18"/>
+                <w:szCs w:val="18"/>
+              </w:rPr>
+            </w:pPr>
+            <w:r>
+              <w:rPr>
+                <w:rFonts w:ascii="Aptos" w:hAnsi="Aptos" w:cs="Arial"/>
+                <w:sz w:val="18"/>
+                <w:szCs w:val="18"/>
+              </w:rPr>
+              <w:t>Wilmer Guaman</w:t>
             </w:r>
           </w:p>
         </w:tc>
@@ -3229,7 +3548,7 @@
           <w:noProof/>
         </w:rPr>
         <w:drawing>
-          <wp:inline distT="0" distB="0" distL="0" distR="0" wp14:anchorId="4B64E117" wp14:editId="32A6E2A2">
+          <wp:inline distT="0" distB="0" distL="0" distR="0" wp14:anchorId="4B64E117" wp14:editId="686BDDA1">
             <wp:extent cx="1637731" cy="1338327"/>
             <wp:effectExtent l="0" t="0" r="635" b="0"/>
             <wp:docPr id="1293198850" name="Imagen 2"/>
@@ -3331,7 +3650,7 @@
           <w:noProof/>
         </w:rPr>
         <w:drawing>
-          <wp:inline distT="0" distB="0" distL="0" distR="0" wp14:anchorId="3F9B3C80" wp14:editId="7431B984">
+          <wp:inline distT="0" distB="0" distL="0" distR="0" wp14:anchorId="3F9B3C80" wp14:editId="158D4A66">
             <wp:extent cx="1731185" cy="1425907"/>
             <wp:effectExtent l="0" t="0" r="2540" b="3175"/>
             <wp:docPr id="506067169" name="Imagen 3"/>
@@ -5866,7 +6185,6 @@
   <w:style w:type="character" w:default="1" w:styleId="Fuentedeprrafopredeter">
     <w:name w:val="Default Paragraph Font"/>
     <w:uiPriority w:val="1"/>
-    <w:semiHidden/>
     <w:unhideWhenUsed/>
   </w:style>
   <w:style w:type="table" w:default="1" w:styleId="Tablanormal">
